--- a/일본판/2부/2부_6화_내부_문서.docx
+++ b/일본판/2부/2부_6화_내부_문서.docx
@@ -92,7 +92,7 @@
           <w:color w:val="555555"/>
           <w:sz w:val="22"/>
         </w:rPr>
-        <w:t>(10月5日(月)、午前8時50分。桐生法律事務所。開所前の階段の下。和菓子屋の軒下で、グレーのコートの初老の男が、薄い書類鞄を提げて立っている。三浦が鍵を開けに来て、声をかける。)</w:t>
+        <w:t>(10月5日(月)、午前8時50分。桐生法律事務所。開所前の階段の下。和菓子屋の軒下で、グレーのコートの初老の男が薄い書類鞄を提げて立っている。三浦が鍵を開けに来て声をかける。)</w:t>
       </w:r>
     </w:p>
     <w:p>
@@ -115,7 +115,7 @@
           <w:i w:val="0"/>
           <w:sz w:val="22"/>
         </w:rPr>
-        <w:t>おはようございます。ご相談の方ですか。九時からですけど、よろしければ、上でお待ちください。</w:t>
+        <w:t>おはようございます。ご相談の方ですか。九時からですけど、よろしければ上でお待ちください。</w:t>
       </w:r>
     </w:p>
     <w:p>
@@ -138,7 +138,7 @@
           <w:i w:val="0"/>
           <w:sz w:val="22"/>
         </w:rPr>
-        <w:t>……いえ。まだ、時間前ですから。</w:t>
+        <w:t>……いえ。まだ時間前ですから。</w:t>
       </w:r>
     </w:p>
     <w:p>
@@ -153,7 +153,7 @@
           <w:color w:val="555555"/>
           <w:sz w:val="22"/>
         </w:rPr>
-        <w:t>(三浦は、男の靴を見る。よく磨いてある。十月の風が、細い雨のにおいを運んでくる。)</w:t>
+        <w:t>(三浦は男の靴を見る。よく磨いてある。十月の風が細い雨のにおいを運んでくる。)</w:t>
       </w:r>
     </w:p>
     <w:p>
@@ -176,7 +176,7 @@
           <w:i w:val="0"/>
           <w:sz w:val="22"/>
         </w:rPr>
-        <w:t>先週の火曜と、金曜にも、あそこに立っておられましたよね。うちの窓から、見えるんです。</w:t>
+        <w:t>先週の火曜と金曜にも、あそこに立っておられましたよね。うちの窓から見えるんです。</w:t>
       </w:r>
     </w:p>
     <w:p>
@@ -222,7 +222,7 @@
           <w:i w:val="0"/>
           <w:sz w:val="22"/>
         </w:rPr>
-        <w:t>いいえ。ここは、階段の途中で帰られる方が、たまにいるんです。そういう方のために、ほうじ茶を、いつも多めに作ってます。</w:t>
+        <w:t>いいえ。ここは階段の途中で帰られる方が、たまにいるんです。そういう方のために、ほうじ茶をいつも多めに作ってます。</w:t>
       </w:r>
     </w:p>
     <w:p>
@@ -278,7 +278,7 @@
           <w:i w:val="0"/>
           <w:sz w:val="22"/>
         </w:rPr>
-        <w:t>はい。上がってみて、帰られても、お茶だけは召し上がってください。</w:t>
+        <w:t>はい。上がってみて帰られても、お茶だけは召し上がってください。</w:t>
       </w:r>
     </w:p>
     <w:p>
@@ -293,7 +293,7 @@
           <w:color w:val="555555"/>
           <w:sz w:val="22"/>
         </w:rPr>
-        <w:t>(応接室。三浦が鉄瓶の火を強める。遼と茜が資料の山の向こうから顔を上げる。男は部屋の入口で、深く頭を下げる。)</w:t>
+        <w:t>(応接室。三浦が鉄瓶の火を強める。遼と茜が資料の山の向こうから顔を上げる。男は部屋の入口で深く頭を下げる。)</w:t>
       </w:r>
     </w:p>
     <w:p>
@@ -307,7 +307,7 @@
           <w:i w:val="0"/>
           <w:sz w:val="22"/>
         </w:rPr>
-        <w:t xml:space="preserve">男: </w:t>
+        <w:t xml:space="preserve">潮田: </w:t>
       </w:r>
       <w:r>
         <w:rPr>
@@ -339,7 +339,7 @@
           <w:i w:val="0"/>
           <w:sz w:val="22"/>
         </w:rPr>
-        <w:t>弁護士の真壁です。こちらは、同じく弁護士の土井。どうぞ、お掛けください。</w:t>
+        <w:t>弁護士の真壁です。こちらは同じく弁護士の土井。どうぞお掛けください。</w:t>
       </w:r>
     </w:p>
     <w:p>
@@ -354,7 +354,7 @@
           <w:color w:val="555555"/>
           <w:sz w:val="22"/>
         </w:rPr>
-        <w:t>(三浦が湯呑みを置く。男はすぐには手を伸ばさず、湯気を見ている。)</w:t>
+        <w:t>(三浦が湯呑みを置く。男はすぐには手を伸ばさず湯気を見ている。)</w:t>
       </w:r>
     </w:p>
     <w:p>
@@ -400,7 +400,7 @@
           <w:i w:val="0"/>
           <w:sz w:val="22"/>
         </w:rPr>
-        <w:t>先代の所長が、手で炒っていました。今は、僕と三浦が。</w:t>
+        <w:t>先代の所長が手で炒っていました。今は僕と三浦が。</w:t>
       </w:r>
     </w:p>
     <w:p>
@@ -423,7 +423,7 @@
           <w:i w:val="0"/>
           <w:sz w:val="22"/>
         </w:rPr>
-        <w:t>先代、というのは、桐生先生ですね。昨年の暮れに、お亡くなりになった。新聞で読みました。保釈中に、と。</w:t>
+        <w:t>先代というのは桐生先生ですね。昨年の暮れにお亡くなりになった。新聞で読みました。保釈中に、と。</w:t>
       </w:r>
     </w:p>
     <w:p>
@@ -479,7 +479,7 @@
           <w:i w:val="0"/>
           <w:sz w:val="22"/>
         </w:rPr>
-        <w:t>実は、波戸町の原告団の記者会見を、一月に、テレビで見ました。年配の漁師の方が、「待った」と、おっしゃった。八年と九か月、と。</w:t>
+        <w:t>実は、波戸町の原告団の記者会見を一月にテレビで見ました。年配の漁師の方が「待った」とおっしゃった。八年と九か月、と。</w:t>
       </w:r>
     </w:p>
     <w:p>
@@ -525,7 +525,7 @@
           <w:i w:val="0"/>
           <w:sz w:val="22"/>
         </w:rPr>
-        <w:t>私は、あの方より、もっと長く、待たせたのかもしれない。……すみません、順番が違いました。名刺を。</w:t>
+        <w:t>私はあの方より、もっと長く待たせたのかもしれない。……すみません、順番が違いました。名刺を。</w:t>
       </w:r>
     </w:p>
     <w:p>
@@ -540,7 +540,7 @@
           <w:color w:val="555555"/>
           <w:sz w:val="22"/>
         </w:rPr>
-        <w:t>(古い型の名刺。「奥浜電力株式会社 原子力設備管理部 土木調査グループ 部長」。その上に、細いボールペンで二重線が引かれ、余白に「退職」とだけ書かれている。)</w:t>
+        <w:t>(古い型の名刺。「奥浜電力株式会社 原子力設備管理部 土木調査グループ 部長」。その上に細いボールペンで二重線が引かれ、余白に「退職」とだけ書かれている。)</w:t>
       </w:r>
     </w:p>
     <w:p>
@@ -563,7 +563,7 @@
           <w:i w:val="0"/>
           <w:sz w:val="22"/>
         </w:rPr>
-        <w:t>二〇一三年の三月まで、ご在籍だったんですね。土木調査グループというと、津波や地震動の評価を、担当される部署では。</w:t>
+        <w:t>二〇一三年の三月までご在籍だったんですね。土木調査グループというと、津波や地震動の評価を担当される部署では。</w:t>
       </w:r>
     </w:p>
     <w:p>
@@ -586,7 +586,7 @@
           <w:i w:val="0"/>
           <w:sz w:val="22"/>
         </w:rPr>
-        <w:t>ええ。津波の高さを、計算する部署でした。</w:t>
+        <w:t>ええ。津波の高さを計算する部署でした。</w:t>
       </w:r>
     </w:p>
     <w:p>
@@ -601,7 +601,7 @@
           <w:color w:val="555555"/>
           <w:sz w:val="22"/>
         </w:rPr>
-        <w:t>(部屋に沈黙が落ちる。茜が遼を見る。遼は、潮田の鞄を見ない。)</w:t>
+        <w:t>(部屋に沈黙が落ちる。茜が遼を見る。遼は潮田の鞄を見ない。)</w:t>
       </w:r>
     </w:p>
     <w:p>
@@ -624,7 +624,7 @@
           <w:i w:val="0"/>
           <w:sz w:val="22"/>
         </w:rPr>
-        <w:t>潮田さん。今日は、どういったご用件でしょう。</w:t>
+        <w:t>潮田さん。今日はどういったご用件でしょう。</w:t>
       </w:r>
     </w:p>
     <w:p>
@@ -647,7 +647,7 @@
           <w:i w:val="0"/>
           <w:sz w:val="22"/>
         </w:rPr>
-        <w:t>正直に言います。分からないんです。ここに来るかどうかを、一月から決めかねて、先々週は、あの軒の下で、一時間立っていました。……弁護士さんには、守秘義務がありますね。</w:t>
+        <w:t>正直に言います。分からないんです。ここに来るかどうかを一月から決めかねて、先々週はあの軒の下で一時間立っていました。……弁護士さんには守秘義務がありますね。</w:t>
       </w:r>
     </w:p>
     <w:p>
@@ -670,7 +670,7 @@
           <w:i w:val="0"/>
           <w:sz w:val="22"/>
         </w:rPr>
-        <w:t>あります。弁護士法の二十三条と、職務基本規程で、職務上知り得た秘密を、漏らしてはならないことになっています。ただし、一つだけ、先に申し上げておきます。僕は、波戸町の原告団の代理人です。潮田さんの代理人では、ありません。あなたの利益を、一番に守る立場ではない。そのことを、分かった上でお話しください。</w:t>
+        <w:t>あります。弁護士法の二十三条と職務基本規程で、職務上知り得た秘密を漏らしてはならないことになっています。ただ一つだけ、先に申し上げておきます。僕は波戸町の原告団の代理人です。潮田さんの代理人ではありません。あなたの利益を一番に守る立場ではない。そのことを分かった上でお話しください。</w:t>
       </w:r>
     </w:p>
     <w:p>
@@ -703,7 +703,7 @@
           <w:i w:val="0"/>
           <w:sz w:val="22"/>
         </w:rPr>
-        <w:t>……率直ですね。ありがたい。そこまで言ってくださった弁護士さんは、初めてです。今日は、何も持ってきていません。ここで、お話だけ、いいですか。</w:t>
+        <w:t>……率直ですね。ありがたい。そこまで言ってくださった弁護士さんは初めてです。今日は何も持ってきていません。ここでお話だけ、いいですか。</w:t>
       </w:r>
     </w:p>
     <w:p>
@@ -749,7 +749,7 @@
           <w:i w:val="0"/>
           <w:sz w:val="22"/>
         </w:rPr>
-        <w:t>二〇〇八年の三月に、私は、津波の高さを、計算しました。上司の指示で。……結果の数字を、まだ、覚えています。(湯呑みを置く)十四・二メートル。</w:t>
+        <w:t>二〇〇八年の三月に、私は津波の高さを計算しました。上司の指示で。……結果の数字を、まだ覚えています。(湯呑みを置く)十四・二メートル。</w:t>
       </w:r>
     </w:p>
     <w:p>
@@ -764,7 +764,7 @@
           <w:color w:val="555555"/>
           <w:sz w:val="22"/>
         </w:rPr>
-        <w:t>(茜が、息を止める。遼は、動かない。三浦だけが、そっと立ち上がり、窓の外の雨を見る。)</w:t>
+        <w:t>(茜が息を止める。遼は動かない。三浦だけがそっと立ち上がり、窓の外の雨を見る。)</w:t>
       </w:r>
     </w:p>
     <w:p>
@@ -787,7 +787,7 @@
           <w:i w:val="0"/>
           <w:sz w:val="22"/>
         </w:rPr>
-        <w:t>敷地の高さは、十メートルでしたね。</w:t>
+        <w:t>敷地の高さは十メートルでしたね。</w:t>
       </w:r>
     </w:p>
     <w:p>
@@ -810,7 +810,7 @@
           <w:i w:val="0"/>
           <w:sz w:val="22"/>
         </w:rPr>
-        <w:t>はい。四メートル以上、越えます。……今日は、これだけです。続きは、また、来ていいですか。</w:t>
+        <w:t>はい。四メートル以上、越えます。……今日はこれだけです。続きはまた来ていいですか。</w:t>
       </w:r>
     </w:p>
     <w:p>
@@ -833,7 +833,7 @@
           <w:i w:val="0"/>
           <w:sz w:val="22"/>
         </w:rPr>
-        <w:t>いつでも。……最初の一杯は、冷めないうちに、どうぞ。</w:t>
+        <w:t>いつでも。……最初の一杯は、冷めないうちにどうぞ。</w:t>
       </w:r>
     </w:p>
     <w:p>
@@ -857,7 +857,7 @@
           <w:color w:val="555555"/>
           <w:sz w:val="22"/>
         </w:rPr>
-        <w:t>(ようやく、湯呑みを口に運ぶ)</w:t>
+        <w:t>(ようやく湯呑みを口に運ぶ)</w:t>
       </w:r>
       <w:r>
         <w:rPr>
@@ -866,7 +866,7 @@
           <w:i w:val="0"/>
           <w:sz w:val="22"/>
         </w:rPr>
-        <w:t>ああ。うまい。……この茶は、十二年ぶりに、味がしました。</w:t>
+        <w:t>ああ。うまい。……この茶は、十二年ぶりに味がしました。</w:t>
       </w:r>
     </w:p>
     <w:p>
@@ -896,7 +896,7 @@
           <w:color w:val="555555"/>
           <w:sz w:val="22"/>
         </w:rPr>
-        <w:t>(10月8日(木)、午後6時。応接室のカーテンが閉められている。三浦が、玄関に「本日の相談は終了しました」の札を出してきたところ。机の上に、茶封筒が一つ。潮田が、遼と茜に向き合って座っている。)</w:t>
+        <w:t>(10月8日(木)、午後6時。応接室のカーテンが閉められている。三浦が玄関に「本日の相談は終了しました」の札を出してきたところ。机の上に茶封筒が一つ。潮田が遼と茜に向き合って座っている。)</w:t>
       </w:r>
     </w:p>
     <w:p>
@@ -919,7 +919,7 @@
           <w:i w:val="0"/>
           <w:sz w:val="22"/>
         </w:rPr>
-        <w:t>これが、手元に残っていた、すべてです。</w:t>
+        <w:t>これが手元に残っていたすべてです。</w:t>
       </w:r>
     </w:p>
     <w:p>
@@ -934,7 +934,7 @@
           <w:color w:val="555555"/>
           <w:sz w:val="22"/>
         </w:rPr>
-        <w:t>(封筒から、折り目のついたコピーが三枚。社内書式の罫線。右上に、押印欄の影が、いくつも並んでいる。)</w:t>
+        <w:t>(封筒から折り目のついたコピーが三枚。社内書式の罫線。右上に押印欄の影がいくつも並んでいる。)</w:t>
       </w:r>
     </w:p>
     <w:p>
@@ -957,7 +957,7 @@
           <w:i w:val="0"/>
           <w:sz w:val="22"/>
         </w:rPr>
-        <w:t>「津波水位試算結果について(報告)」。作成日は、平成二十年、三月。作成部署は、土木調査グループ。……宛先は、原子力設備管理部門長、ですか。</w:t>
+        <w:t>「津波水位試算結果について(報告)」。作成日は平成二十年三月。作成部署は土木調査グループ。……宛先は原子力設備管理部門長、ですか。</w:t>
       </w:r>
     </w:p>
     <w:p>
@@ -980,7 +980,7 @@
           <w:i w:val="0"/>
           <w:sz w:val="22"/>
         </w:rPr>
-        <w:t>常務取締役でした。この人が、決裁者です。</w:t>
+        <w:t>常務取締役でした。この人が決裁者です。</w:t>
       </w:r>
     </w:p>
     <w:p>
@@ -1026,7 +1026,7 @@
           <w:i w:val="0"/>
           <w:sz w:val="22"/>
         </w:rPr>
-        <w:t>二〇〇二年に、国の地震調査研究推進本部が、「長期評価」を出しています。三陸沖から房総沖の日本海溝沿いで、マグニチュード八クラスの津波地震が、三十年以内に二〇パーセント程度の確率で、どこでも起こりうる、という見解です。それを、うちの敷地沖にも、仮定して、計算させてもらいました。私が。部下と二人で。</w:t>
+        <w:t>二〇〇二年に、国の地震調査研究推進本部が「長期評価」を出しています。三陸沖から房総沖の日本海溝沿いで、マグニチュード八クラスの津波地震が三十年以内に二〇パーセント程度の確率でどこでも起こりうる、という見解です。それをうちの敷地沖にも仮定して、計算させてもらいました。私が。部下と二人で。</w:t>
       </w:r>
     </w:p>
     <w:p>
@@ -1049,7 +1049,7 @@
           <w:i w:val="0"/>
           <w:sz w:val="22"/>
         </w:rPr>
-        <w:t>結果は、南側の敷地で、最大十四・二メートル。主要建屋のある敷地の高さが十メートル。……浸水の深さの想定図まで付いている。</w:t>
+        <w:t>結果は、南側の敷地で最大十四・二メートル。主要建屋のある敷地の高さが十メートル。……浸水の深さの想定図まで付いている。</w:t>
       </w:r>
     </w:p>
     <w:p>
@@ -1082,7 +1082,7 @@
           <w:i w:val="0"/>
           <w:sz w:val="22"/>
         </w:rPr>
-        <w:t>ここに、手書きがあります。</w:t>
+        <w:t>ここに手書きがあります。</w:t>
       </w:r>
     </w:p>
     <w:p>
@@ -1097,7 +1097,7 @@
           <w:color w:val="555555"/>
           <w:sz w:val="22"/>
         </w:rPr>
-        <w:t>(三枚目の余白。青いボールペンの、角ばった字。「当面 保留。学会に諮り、検討」。その下に、日付と、略押印。)</w:t>
+        <w:t>(三枚目の余白。青いボールペンの角ばった字。「当面 保留。学会に諮り、検討」。その下に日付と略押印。)</w:t>
       </w:r>
     </w:p>
     <w:p>
@@ -1120,7 +1120,7 @@
           <w:i w:val="0"/>
           <w:sz w:val="22"/>
         </w:rPr>
-        <w:t>常務の字です。私が上げた報告に、翌日、突き返された。「この数字は、役員会に上げられる段階ではない。土木学会に検討を依頼して、時間を取れ」と。</w:t>
+        <w:t>常務の字です。私が上げた報告に、翌日突き返された。「この数字は役員会に上げられる段階ではない。土木学会に検討を依頼して時間を取れ」と。</w:t>
       </w:r>
     </w:p>
     <w:p>
@@ -1143,7 +1143,7 @@
           <w:i w:val="0"/>
           <w:sz w:val="22"/>
         </w:rPr>
-        <w:t>土木学会に、依頼……。それで、対策が先送りになった。</w:t>
+        <w:t>土木学会に依頼……。それで対策が先送りになった。</w:t>
       </w:r>
     </w:p>
     <w:p>
@@ -1166,7 +1166,7 @@
           <w:i w:val="0"/>
           <w:sz w:val="22"/>
         </w:rPr>
-        <w:t>結果として、そうなりました。……防潮堤を延ばす、非常用電源を高台に移す、重要な建屋の扉を水密にする。どれも、数年と、数百億円がかかる。当時の会社にとって、言い訳の立つ道が、「時間を取れ」だったんです。</w:t>
+        <w:t>結果として、そうなりました。……防潮堤を延ばす、非常用電源を高台に移す、重要な建屋の扉を水密にする。どれも数年と数百億円がかかる。当時の会社にとって、言い訳の立つ道が「時間を取れ」だったんです。</w:t>
       </w:r>
     </w:p>
     <w:p>
@@ -1189,7 +1189,7 @@
           <w:i w:val="0"/>
           <w:sz w:val="22"/>
         </w:rPr>
-        <w:t>先生。これは、予見可能性だけじゃありません。結果回避可能性に、直結します。国との関係でも、規制権限を使えたはずだ、という……。</w:t>
+        <w:t>先生。これは予見可能性だけじゃありません。結果回避可能性に直結します。国との関係でも、規制権限を使えたはずだ、という……。</w:t>
       </w:r>
     </w:p>
     <w:p>
@@ -1212,7 +1212,7 @@
           <w:i w:val="0"/>
           <w:sz w:val="22"/>
         </w:rPr>
-        <w:t>土井さん。まず、順番に。(潮田に向き直る)潮田さん。この三枚は、どうやって、お手元に。</w:t>
+        <w:t>土井さん。まず順番に。(潮田に向き直る)潮田さん。この三枚はどうやってお手元に。</w:t>
       </w:r>
     </w:p>
     <w:p>
@@ -1245,7 +1245,7 @@
           <w:i w:val="0"/>
           <w:sz w:val="22"/>
         </w:rPr>
-        <w:t>退職のとき、私物を片付けました。机の引き出しに、控えが、あった。シュレッダーに掛けるべきでした。かけられなかった。……持ち出し禁止の文書です。分かっています。</w:t>
+        <w:t>退職のとき、私物を片付けました。机の引き出しに控えがあった。シュレッダーに掛けるべきでした。かけられなかった。……持ち出し禁止の文書です。分かっています。</w:t>
       </w:r>
     </w:p>
     <w:p>
@@ -1268,7 +1268,7 @@
           <w:i w:val="0"/>
           <w:sz w:val="22"/>
         </w:rPr>
-        <w:t>退職時に、誓約書は。</w:t>
+        <w:t>退職時に誓約書は。</w:t>
       </w:r>
     </w:p>
     <w:p>
@@ -1291,7 +1291,7 @@
           <w:i w:val="0"/>
           <w:sz w:val="22"/>
         </w:rPr>
-        <w:t>書きました。在職中に知り得た会社の秘密を、退職後も、漏らさない。退職慰労金の上乗せ分と、企業年金の受給の、条件でした。</w:t>
+        <w:t>書きました。在職中に知り得た会社の秘密を退職後も漏らさない。退職慰労金の上乗せ分と企業年金の受給の条件でした。</w:t>
       </w:r>
     </w:p>
     <w:p>
@@ -1337,7 +1337,7 @@
           <w:i w:val="0"/>
           <w:sz w:val="22"/>
         </w:rPr>
-        <w:t>月に、十八万。妻が病気をしてから、貯金は、もうほとんど、ありません。</w:t>
+        <w:t>月に十八万。妻が病気をしてから、貯金はもうほとんどありません。</w:t>
       </w:r>
     </w:p>
     <w:p>
@@ -1352,7 +1352,7 @@
           <w:color w:val="555555"/>
           <w:sz w:val="22"/>
         </w:rPr>
-        <w:t>(茜が、思わず口を開きかけて、閉じる。三浦が、新しいお茶を、静かに注ぐ。)</w:t>
+        <w:t>(茜が思わず口を開きかけて閉じる。三浦が新しいお茶を静かに注ぐ。)</w:t>
       </w:r>
     </w:p>
     <w:p>
@@ -1375,7 +1375,7 @@
           <w:i w:val="0"/>
           <w:sz w:val="22"/>
         </w:rPr>
-        <w:t>潮田さん。今日は、ここまでにしましょう。この三枚は、お持ち帰りください。僕たちは、これを、受け取っていません。</w:t>
+        <w:t>潮田さん。今日はここまでにしましょう。この三枚はお持ち帰りください。僕たちはこれを受け取っていません。</w:t>
       </w:r>
     </w:p>
     <w:p>
@@ -1398,7 +1398,7 @@
           <w:i w:val="0"/>
           <w:sz w:val="22"/>
         </w:rPr>
-        <w:t>受け取らない、のですか。</w:t>
+        <w:t>受け取らないのですか。</w:t>
       </w:r>
     </w:p>
     <w:p>
@@ -1421,7 +1421,7 @@
           <w:i w:val="0"/>
           <w:sz w:val="22"/>
         </w:rPr>
-        <w:t>今はまだ。受け取れば、この事務所の持ち物に、なります。弁護士が、証拠を預かるということは、その出所についても、責任を負うということです。あなたがご自分で決めきる前に、あなたに一番不利な形で、僕たちの手に渡してはいけない。</w:t>
+        <w:t>今はまだ。受け取れば、この事務所の持ち物になります。弁護士が証拠を預かるということは、その出所についても責任を負うということです。あなたがご自分で決めきる前に、あなたに一番不利な形で僕たちの手に渡してはいけない。</w:t>
       </w:r>
     </w:p>
     <w:p>
@@ -1445,7 +1445,7 @@
           <w:color w:val="555555"/>
           <w:sz w:val="22"/>
         </w:rPr>
-        <w:t>(しばらく、遼を見つめる)</w:t>
+        <w:t>(しばらく遼を見つめる)</w:t>
       </w:r>
       <w:r>
         <w:rPr>
@@ -1454,7 +1454,7 @@
           <w:i w:val="0"/>
           <w:sz w:val="22"/>
         </w:rPr>
-        <w:t>……先に、私の逃げ道を、塞ぐんですね。</w:t>
+        <w:t>……先に私の逃げ道を塞ぐんですね。</w:t>
       </w:r>
     </w:p>
     <w:p>
@@ -1477,7 +1477,7 @@
           <w:i w:val="0"/>
           <w:sz w:val="22"/>
         </w:rPr>
-        <w:t>逃げ道を、残しておく、というんです。来週、もう一度、来てください。お茶は、いつでも、あります。</w:t>
+        <w:t>逃げ道を残しておく、というんです。来週もう一度来てください。お茶はいつでもあります。</w:t>
       </w:r>
     </w:p>
     <w:p>
@@ -1492,7 +1492,7 @@
           <w:color w:val="555555"/>
           <w:sz w:val="22"/>
         </w:rPr>
-        <w:t>(潮田は封筒を鞄にしまい、深く一礼して、玄関を出ていく。階段の足音が、ゆっくり、遠ざかる。)</w:t>
+        <w:t>(潮田は封筒を鞄にしまい、深く一礼して玄関を出ていく。階段の足音がゆっくり遠ざかる。)</w:t>
       </w:r>
     </w:p>
     <w:p>
@@ -1515,7 +1515,7 @@
           <w:i w:val="0"/>
           <w:sz w:val="22"/>
         </w:rPr>
-        <w:t>先生。……あれ、ほぼ、決定的な証拠です。</w:t>
+        <w:t>先生。……あれ、ほぼ決定的な証拠です。</w:t>
       </w:r>
     </w:p>
     <w:p>
@@ -1538,7 +1538,7 @@
           <w:i w:val="0"/>
           <w:sz w:val="22"/>
         </w:rPr>
-        <w:t>土井さん。証拠になるかどうかは、まだ分かりません。本物かどうか、誰が、どこで、どう持ち出したのか。そして、持ってきた人が、その後、どうなるか。</w:t>
+        <w:t>土井さん。証拠になるかどうかは、まだ分かりません。本物かどうか、誰がどこでどう持ち出したのか。そして持ってきた人がその後どうなるか。</w:t>
       </w:r>
     </w:p>
     <w:p>
@@ -1561,7 +1561,7 @@
           <w:i w:val="0"/>
           <w:sz w:val="22"/>
         </w:rPr>
-        <w:t>後者は、法的な問題ですか。</w:t>
+        <w:t>後者は法的な問題ですか。</w:t>
       </w:r>
     </w:p>
     <w:p>
@@ -1584,7 +1584,7 @@
           <w:i w:val="0"/>
           <w:sz w:val="22"/>
         </w:rPr>
-        <w:t>法的な問題です。そして、それだけでは、ありません。</w:t>
+        <w:t>法的な問題です。そして、それだけではありません。</w:t>
       </w:r>
     </w:p>
     <w:p>
@@ -1614,7 +1614,7 @@
           <w:color w:val="555555"/>
           <w:sz w:val="22"/>
         </w:rPr>
-        <w:t>(10月8日(木)、午後9時。応接室。机の上に、三人分のコンビニの弁当と、公益通報者保護法の条文集、民事訴訟法のコンメンタール。遼は桐生の机の前の椅子に、座っている。)</w:t>
+        <w:t>(10月8日(木)、午後9時。応接室。机の上に三人分のコンビニの弁当と、公益通報者保護法の条文集、民事訴訟法のコンメンタール。遼は桐生の机の前の椅子に座っている。)</w:t>
       </w:r>
     </w:p>
     <w:p>
@@ -1637,7 +1637,7 @@
           <w:i w:val="0"/>
           <w:sz w:val="22"/>
         </w:rPr>
-        <w:t>公益通報者保護法、確認しました。今年の六月に、改正法が成立して、十二日に公布されています。退職後一年以内の人も、保護の対象に入る。事業者には、内部通報の体制整備が義務づけられる。通報者を特定させる情報を漏らした担当者には、刑事罰もつく。</w:t>
+        <w:t>公益通報者保護法、確認しました。今年の六月に改正法が成立して、十二日に公布されています。退職後一年以内の人も保護の対象に入る。事業者には内部通報の体制整備が義務づけられる。通報者を特定させる情報を漏らした担当者には刑事罰もつく。</w:t>
       </w:r>
     </w:p>
     <w:p>
@@ -1660,7 +1660,7 @@
           <w:i w:val="0"/>
           <w:sz w:val="22"/>
         </w:rPr>
-        <w:t>じゃあ、潮田さんは、守られるんですか。</w:t>
+        <w:t>じゃあ、潮田さんは守られるんですか。</w:t>
       </w:r>
     </w:p>
     <w:p>
@@ -1693,7 +1693,7 @@
           <w:i w:val="0"/>
           <w:sz w:val="22"/>
         </w:rPr>
-        <w:t>それが、守られません。第一に、改正法の施行は、公布から二年以内です。まだ動いていない。第二に、潮田さんが辞めたのは、二〇一三年です。「退職後一年以内」の枠の、七年も外にいる。第三に、この法律の「通報対象事実」は、刑罰の規定に違反する事実が中心です。津波の試算を、先送りにしたこと自体は、そこに、素直には入らない。</w:t>
+        <w:t>それが、守られません。第一に、改正法の施行は公布から二年以内です。まだ動いていない。第二に、潮田さんが辞めたのは二〇一三年です。「退職後一年以内」の枠の七年も外にいる。第三に、この法律の「通報対象事実」は刑罰の規定に違反する事実が中心です。津波の試算を先送りにしたこと自体は、そこに素直には入らない。</w:t>
       </w:r>
     </w:p>
     <w:p>
@@ -1716,7 +1716,7 @@
           <w:i w:val="0"/>
           <w:sz w:val="22"/>
         </w:rPr>
-        <w:t>民事の側も、同じです。会社は、まず、誓約書を盾にするでしょう。次に、不正競争防止法の「営業秘密」、あるいは、就業規則違反。退職金の返還請求、年金の停止、損害賠償。……ただ、この三枚が「営業秘密」に当たるかは、争える。公共の安全に関わる事実を、秘密として守る利益が、どこまであるのか。</w:t>
+        <w:t>民事の側も同じです。会社はまず誓約書を盾にするでしょう。次に不正競争防止法の「営業秘密」、あるいは就業規則違反。退職金の返還請求、年金の停止、損害賠償。……ただ、この三枚が「営業秘密」に当たるかは争える。公共の安全に関わる事実を秘密として守る利益が、どこまであるのか。</w:t>
       </w:r>
     </w:p>
     <w:p>
@@ -1762,7 +1762,7 @@
           <w:i w:val="0"/>
           <w:sz w:val="22"/>
         </w:rPr>
-        <w:t>使います、とも、使いません、とも、まだ言えない。ただ、順番は、決められる。(ホワイトボードに、三つの項目を書く)一つ。この写しを、そのまま、証拠として出さない。二つ。会社の中にある原本と、控えの全部を、民訴法二百二十条で、文書提出命令の対象にする。三つ。その申立てに必要な範囲を除いて、潮田さんの名前は、書面にも、僕たち以外の誰にも、出さない。</w:t>
+        <w:t>使います、とも使いません、ともまだ言えない。ただ、順番は決められる。(ホワイトボードに三つの項目を書く)一つ。この写しをそのまま証拠として出さない。二つ。会社の中にある原本と控えの全部を、民訴法二百二十条で文書提出命令の対象にする。三つ。その申立てに必要な範囲を除いて、潮田さんの名前は書面にも、僕たち以外の誰にも出さない。</w:t>
       </w:r>
     </w:p>
     <w:p>
@@ -1785,7 +1785,7 @@
           <w:i w:val="0"/>
           <w:sz w:val="22"/>
         </w:rPr>
-        <w:t>でも、先生。提出命令の申立書には、文書の表示と、趣旨と、所持者を、書かなきゃいけません。「どんな文書が、どこにあるのか」を、知っていなければ、書けない。会社は、その書き方を読めば、誰が漏らしたか、すぐ分かります。</w:t>
+        <w:t>でも先生。提出命令の申立書には、文書の表示と趣旨と所持者を書かなきゃいけません。「どんな文書がどこにあるのか」を知っていなければ書けない。会社はその書き方を読めば、誰が漏らしたかすぐ分かります。</w:t>
       </w:r>
     </w:p>
     <w:p>
@@ -1808,7 +1808,7 @@
           <w:i w:val="0"/>
           <w:sz w:val="22"/>
         </w:rPr>
-        <w:t>そうです。(ペンを置く)だから、僕は、潮田さんに、「完全に、守れる」とは、言えない。言ってはいけない。出処を守る、という言葉の、嘘になる部分を、先に、本人に伝える。それが、僕のやるべきことです。</w:t>
+        <w:t>そうです。(ペンを置く)だから僕は、潮田さんに「完全に守れる」とは言えない。言ってはいけない。出処を守る、という言葉の嘘になる部分を、先に本人に伝える。それが僕のやるべきことです。</w:t>
       </w:r>
     </w:p>
     <w:p>
@@ -1846,7 +1846,7 @@
           <w:color w:val="555555"/>
           <w:sz w:val="22"/>
         </w:rPr>
-        <w:t>(遼の手が止まる。窓の外で、風が、看板を鳴らす。)</w:t>
+        <w:t>(遼の手が止まる。窓の外で風が看板を鳴らす。)</w:t>
       </w:r>
     </w:p>
     <w:p>
@@ -1869,7 +1869,7 @@
           <w:i w:val="0"/>
           <w:sz w:val="22"/>
         </w:rPr>
-        <w:t>……はい。一九七八年、汐見化学の測定記録の写しを持ってきた、村井さん。先生は、彼を守りきれなかった、と言っていました。会社を追われて、町を出た。</w:t>
+        <w:t>……はい。一九七八年、汐見化学の測定記録の写しを持ってきた村井さん。先生は彼を守りきれなかった、と言っていました。会社を追われて町を出た。</w:t>
       </w:r>
     </w:p>
     <w:p>
@@ -1892,7 +1892,7 @@
           <w:i w:val="0"/>
           <w:sz w:val="22"/>
         </w:rPr>
-        <w:t>先生はよく、言ってました。「守る」というのは、「何も起きないようにする」ことじゃない。「起きることを、本人が、全部分かった上で、選べるようにする」ことだ、って。</w:t>
+        <w:t>先生はよく言ってました。「守る」というのは「何も起きないようにする」ことじゃない。「起きることを本人が全部分かった上で選べるようにする」ことだ、って。</w:t>
       </w:r>
     </w:p>
     <w:p>
@@ -1915,7 +1915,7 @@
           <w:i w:val="0"/>
           <w:sz w:val="22"/>
         </w:rPr>
-        <w:t>村井さん……。先生が、ずっと、抱えていた方ですね。</w:t>
+        <w:t>村井さん……。先生がずっと抱えていた方ですね。</w:t>
       </w:r>
     </w:p>
     <w:p>
@@ -1938,7 +1938,7 @@
           <w:i w:val="0"/>
           <w:sz w:val="22"/>
         </w:rPr>
-        <w:t>先生は、それを、「非行」と呼びました。僕は、同じことを、しません。同じ失敗を、しない、とも、言えない。ただ、潮田さんが、全部分かった上で、自分で選ぶ。それを、手伝う。</w:t>
+        <w:t>先生はそれを「非行」と呼びました。僕は同じことをしません。同じ失敗をしない、とも言えない。ただ、潮田さんが全部分かった上で自分で選ぶ。それを手伝う。</w:t>
       </w:r>
     </w:p>
     <w:p>
@@ -1953,7 +1953,7 @@
           <w:color w:val="555555"/>
           <w:sz w:val="22"/>
         </w:rPr>
-        <w:t>(遼が、ホワイトボードの三つの項目の下に、四つ目を書く。「一、弁護士は、潮田氏の代理人にならない」。)</w:t>
+        <w:t>(遼がホワイトボードの三つの項目の下に四つ目を書く。「一、弁護士は、潮田氏の代理人にならない」。)</w:t>
       </w:r>
     </w:p>
     <w:p>
@@ -1999,7 +1999,7 @@
           <w:i w:val="0"/>
           <w:sz w:val="22"/>
         </w:rPr>
-        <w:t>利益が、ぶつかる、かもしれないからです。原告団の利益と、潮田さんの利益が。だから、潮田さんには、別の弁護士が要る。(少し考え)宇佐美先生に、お願いします。</w:t>
+        <w:t>利益がぶつかるかもしれないからです。原告団の利益と潮田さんの利益が。だから潮田さんには別の弁護士が要る。(少し考え)宇佐美先生にお願いします。</w:t>
       </w:r>
     </w:p>
     <w:p>
@@ -2045,7 +2045,7 @@
           <w:i w:val="0"/>
           <w:sz w:val="22"/>
         </w:rPr>
-        <w:t>断られたら、頭を下げるだけです。……土井さん。これは、全員に、お願いです。この件は、メールにも、チャットにも、クラウドにも、載せない。紙だけ。この部屋の、三人だけ。</w:t>
+        <w:t>断られたら頭を下げるだけです。……土井さん。これは全員にお願いです。この件はメールにもチャットにもクラウドにも載せない。紙だけ。この部屋の三人だけ。</w:t>
       </w:r>
     </w:p>
     <w:p>
@@ -2068,7 +2068,7 @@
           <w:i w:val="0"/>
           <w:sz w:val="22"/>
         </w:rPr>
-        <w:t>分かりました。(自分のノートパソコンを、閉じる)……私、さっき、タイトルを書きかけていました。「ついに、決定的証拠」って。</w:t>
+        <w:t>分かりました。(自分のノートパソコンを閉じる)……私、さっきタイトルを書きかけていました。「ついに、決定的証拠」って。</w:t>
       </w:r>
     </w:p>
     <w:p>
@@ -2121,7 +2121,7 @@
           <w:color w:val="555555"/>
           <w:sz w:val="22"/>
         </w:rPr>
-        <w:t>(10月14日(水)、午後4時。汐見駅前、奥浜新報汐見支局の隣の喫茶店。ドアベルの音。窓際の席で、柚木がブレンドを前に、メモ帳を開かずに待っている。遼が向かいに座る。)</w:t>
+        <w:t>(10月14日(水)、午後4時。汐見駅前、奥浜新報汐見支局の隣の喫茶店。ドアベルの音。窓際の席で、柚木がブレンドを前にメモ帳を開かずに待っている。遼が向かいに座る。)</w:t>
       </w:r>
     </w:p>
     <w:p>
@@ -2144,7 +2144,7 @@
           <w:i w:val="0"/>
           <w:sz w:val="22"/>
         </w:rPr>
-        <w:t>先生、ご足労いただいて、すみません。支局は、壁が薄くて。</w:t>
+        <w:t>先生、ご足労いただいてすみません。支局は壁が薄くて。</w:t>
       </w:r>
     </w:p>
     <w:p>
@@ -2167,7 +2167,7 @@
           <w:i w:val="0"/>
           <w:sz w:val="22"/>
         </w:rPr>
-        <w:t>柚木さん。こちらから、お話しすることは、ありません。</w:t>
+        <w:t>柚木さん。こちらからお話しすることはありません。</w:t>
       </w:r>
     </w:p>
     <w:p>
@@ -2190,7 +2190,7 @@
           <w:i w:val="0"/>
           <w:sz w:val="22"/>
         </w:rPr>
-        <w:t>分かってます。私も、聞きにきたんじゃなくて、先に、お伝えしに来ました。(声を低くする)二〇〇八年の、電力の社内の津波試算。数字が、ある、という話を、私は、先月から、複数の人から、聞いています。</w:t>
+        <w:t>分かってます。私も聞きにきたんじゃなくて、先にお伝えしに来ました。(声を低くする)二〇〇八年の、電力の社内の津波試算。数字がある、という話を、私は先月から複数の人から聞いています。</w:t>
       </w:r>
     </w:p>
     <w:p>
@@ -2236,7 +2236,7 @@
           <w:i w:val="0"/>
           <w:sz w:val="22"/>
         </w:rPr>
-        <w:t>先生、それは言えません。取材源の秘匿は、私の側の、仕事です。民訴の百九十七条で、記者には、証言拒絶権がある。最高裁にも、決定があります。二〇〇六年の。</w:t>
+        <w:t>先生、それは言えません。取材源の秘匿は私の側の仕事です。民訴の百九十七条で、記者には証言拒絶権がある。最高裁にも決定があります。二〇〇六年の。</w:t>
       </w:r>
     </w:p>
     <w:p>
@@ -2269,7 +2269,7 @@
           <w:i w:val="0"/>
           <w:sz w:val="22"/>
         </w:rPr>
-        <w:t>僕が、柚木さんに、同じことを言わなければならない側だ。</w:t>
+        <w:t>僕が柚木さんに同じことを言わなければならない側だ。</w:t>
       </w:r>
     </w:p>
     <w:p>
@@ -2292,7 +2292,7 @@
           <w:i w:val="0"/>
           <w:sz w:val="22"/>
         </w:rPr>
-        <w:t>はい。だから、お互い、同じ穴のムジナです。……先生。一つだけ、確認させてください。私は、その試算の「紙」が、先生の手元にあるのか、ないのか、聞きません。ただ、書く準備は、しています。</w:t>
+        <w:t>はい。だからお互い、同じ穴のムジナです。……先生。一つだけ確認させてください。私はその試算の「紙」が先生の手元にあるのかないのか、聞きません。ただ、書く準備はしています。</w:t>
       </w:r>
     </w:p>
     <w:p>
@@ -2315,7 +2315,7 @@
           <w:i w:val="0"/>
           <w:sz w:val="22"/>
         </w:rPr>
-        <w:t>書かないでください、とは言えません。書いてください、とも、言えません。ただ、お願いがあります。</w:t>
+        <w:t>書かないでください、とは言えません。書いてください、とも言えません。ただ、お願いがあります。</w:t>
       </w:r>
     </w:p>
     <w:p>
@@ -2361,7 +2361,7 @@
           <w:i w:val="0"/>
           <w:sz w:val="22"/>
         </w:rPr>
-        <w:t>書く前に、必ず、僕に、連絡してください。書かれたら、一人の人間の、年金と、家族と、暮らしが、変わる可能性がある。それが、「電力の誰か」だった場合に。</w:t>
+        <w:t>書く前に、必ず僕に連絡してください。書かれたら、一人の人間の年金と家族と暮らしが変わる可能性がある。それが「電力の誰か」だった場合に。</w:t>
       </w:r>
     </w:p>
     <w:p>
@@ -2394,7 +2394,7 @@
           <w:i w:val="0"/>
           <w:sz w:val="22"/>
         </w:rPr>
-        <w:t>……先生。その「誰か」は、私が、探している人のことですか。</w:t>
+        <w:t>……先生。その「誰か」は、私が探している人のことですか。</w:t>
       </w:r>
     </w:p>
     <w:p>
@@ -2440,7 +2440,7 @@
           <w:i w:val="0"/>
           <w:sz w:val="22"/>
         </w:rPr>
-        <w:t>そうですね。(メモ帳を閉じる)……先生。一つ、私の話を、していいですか。</w:t>
+        <w:t>そうですね。(メモ帳を閉じる)……先生。一つ、私の話をしていいですか。</w:t>
       </w:r>
     </w:p>
     <w:p>
@@ -2486,7 +2486,7 @@
           <w:i w:val="0"/>
           <w:sz w:val="22"/>
         </w:rPr>
-        <w:t>私、二年前に、ある元社員の方を、実名で書いたんです。本人が、書いてほしい、って。……三か月後、その人は、社員寮を、「静かに」、出されました。私が謝ったら、笑って言われました。「書いてもらって、よかった」って。それでも、夜に、時々、思い出します。</w:t>
+        <w:t>私、二年前にある元社員の方を実名で書いたんです。本人が書いてほしい、って。……三か月後、その人は社員寮を「静かに」出されました。私が謝ったら、笑って言われました。「書いてもらってよかった」って。それでも夜に、時々思い出します。</w:t>
       </w:r>
     </w:p>
     <w:p>
@@ -2519,7 +2519,7 @@
           <w:i w:val="0"/>
           <w:sz w:val="22"/>
         </w:rPr>
-        <w:t>柚木さん。ありがとう。僕も、同じ夜を、過ごすことになるかもしれません。</w:t>
+        <w:t>柚木さん。ありがとう。僕も同じ夜を過ごすことになるかもしれません。</w:t>
       </w:r>
     </w:p>
     <w:p>
@@ -2542,7 +2542,7 @@
           <w:i w:val="0"/>
           <w:sz w:val="22"/>
         </w:rPr>
-        <w:t>先生が、書いてほしいときだけ、書きます。書いてほしくないときは、書きません。ただし、一つだけ、条件。(顔を上げる)その人が、自分で、「書いてほしい」と言う日が来たら、私に、一番に、教えてください。</w:t>
+        <w:t>先生が書いてほしいときだけ書きます。書いてほしくないときは書きません。ただし、一つだけ条件。(顔を上げる)その人が自分で「書いてほしい」と言う日が来たら、私に一番に教えてください。</w:t>
       </w:r>
     </w:p>
     <w:p>
@@ -2565,7 +2565,7 @@
           <w:i w:val="0"/>
           <w:sz w:val="22"/>
         </w:rPr>
-        <w:t>約束します。……約束、というより、順番、ですね。</w:t>
+        <w:t>約束します。……約束というより、順番ですね。</w:t>
       </w:r>
     </w:p>
     <w:p>
@@ -2598,7 +2598,7 @@
           <w:i w:val="0"/>
           <w:sz w:val="22"/>
         </w:rPr>
-        <w:t>先生の事務所の、お茶みたいな。</w:t>
+        <w:t>先生の事務所のお茶みたいな。</w:t>
       </w:r>
     </w:p>
     <w:p>
@@ -2613,7 +2613,7 @@
           <w:color w:val="555555"/>
           <w:sz w:val="22"/>
         </w:rPr>
-        <w:t>(ドアベルが鳴る。隣の席に、スーツ姿の男が一人、座る。遼と柚木は、会話を、天気の話に、切り替える。)</w:t>
+        <w:t>(ドアベルが鳴る。隣の席にスーツ姿の男が一人座る。遼と柚木は会話を天気の話に切り替える。)</w:t>
       </w:r>
     </w:p>
     <w:p>
@@ -2643,7 +2643,7 @@
           <w:color w:val="555555"/>
           <w:sz w:val="22"/>
         </w:rPr>
-        <w:t>(10月16日(金)、夕方。奥浜市の郊外、築三十年の五階建てアパート。三階の角部屋。玄関に、ゴムの木の鉢。仏壇のある居間。「ご自宅へ来てほしい」と潮田から電話があった。遼が一人で上がる。)</w:t>
+        <w:t>(10月16日(金)、夕方。奥浜市の郊外、築三十年の五階建てアパート。三階の角部屋。玄関にゴムの木の鉢。仏壇のある居間。「ご自宅へ来てほしい」と潮田から電話があった。遼が一人で上がる。)</w:t>
       </w:r>
     </w:p>
     <w:p>
@@ -2666,7 +2666,7 @@
           <w:i w:val="0"/>
           <w:sz w:val="22"/>
         </w:rPr>
-        <w:t>狭いところで、すみません。妻が、七年前に、亡くなりまして。一人には、広すぎるんです。</w:t>
+        <w:t>狭いところですみません。妻が七年前に亡くなりまして。一人には広すぎるんです。</w:t>
       </w:r>
     </w:p>
     <w:p>
@@ -2712,7 +2712,7 @@
           <w:i w:val="0"/>
           <w:sz w:val="22"/>
         </w:rPr>
-        <w:t>美沙子、と、いいます。波戸町の、出でした。墓は、あちらに。……去年の春、一時立入の許可を取って、行きました。防護服を着て、石段の草を刈って、花を供えて、一時間で出ました。線量計の数字を、見ながら。</w:t>
+        <w:t>美沙子といいます。波戸町の出でした。墓はあちらに。……去年の春、一時立入の許可を取って行きました。防護服を着て石段の草を刈って、花を供えて、一時間で出ました。線量計の数字を見ながら。</w:t>
       </w:r>
     </w:p>
     <w:p>
@@ -2758,7 +2758,7 @@
           <w:i w:val="0"/>
           <w:sz w:val="22"/>
         </w:rPr>
-        <w:t>ええ。自分の計算した津波が、来た、わけじゃありません。ですが、自分の計算した数字が、報告書の、一番下に、置かれたまま、あの町は、あの日を迎えました。(窓の外を見る)私の妻の、父親の、墓が、あんなふうになった。それを、毎年、数字で、確認する。</w:t>
+        <w:t>ええ。自分の計算した津波が来たわけじゃありません。ですが、自分の計算した数字が報告書の一番下に置かれたまま、あの町はあの日を迎えました。(窓の外を見る)私の妻の父親の墓があんなふうになった。それを毎年、数字で確認する。</w:t>
       </w:r>
     </w:p>
     <w:p>
@@ -2773,7 +2773,7 @@
           <w:color w:val="555555"/>
           <w:sz w:val="22"/>
         </w:rPr>
-        <w:t>(遼は、黙って聞く。机の上に、青いファイル。潮田は、それを、遼の前に置かない。)</w:t>
+        <w:t>(遼は黙って聞く。机の上に青いファイル。潮田はそれを遼の前に置かない。)</w:t>
       </w:r>
     </w:p>
     <w:p>
@@ -2796,7 +2796,7 @@
           <w:i w:val="0"/>
           <w:sz w:val="22"/>
         </w:rPr>
-        <w:t>先生、お茶の礼に、これを。</w:t>
+        <w:t>先生、お茶の礼にこれを。</w:t>
       </w:r>
     </w:p>
     <w:p>
@@ -2811,7 +2811,7 @@
           <w:color w:val="555555"/>
           <w:sz w:val="22"/>
         </w:rPr>
-        <w:t>(潮田が、本棚から、小さな古い文庫本を出す。表紙が褪せている。『中原中也詩集』。)</w:t>
+        <w:t>(潮田が本棚から小さな古い文庫本を出す。表紙が褪せている。『中原中也詩集』。)</w:t>
       </w:r>
     </w:p>
     <w:p>
@@ -2834,7 +2834,7 @@
           <w:i w:val="0"/>
           <w:sz w:val="22"/>
         </w:rPr>
-        <w:t>高校の国語の先生が、中也を好きでした。私は、土木に進んだ。でも、この本は、持ち歩いていた。二〇一一年の三月十一日の夜、私は、本社の、危機対策室にいました。電話が鳴り続けて、モニターには、波が出ていました。そのとき、頭の中で、この詩が、勝手に鳴り続けた。(ページを開く)</w:t>
+        <w:t>高校の国語の先生が中也を好きでした。私は土木に進んだ。でも、この本は持ち歩いていた。二〇一一年の三月十一日の夜、私は本社の危機対策室にいました。電話が鳴り続けて、モニターには波が出ていました。そのとき、頭の中でこの詩が勝手に鳴り続けた。(ページを開く)</w:t>
       </w:r>
     </w:p>
     <w:p>
@@ -2849,7 +2849,7 @@
           <w:color w:val="555555"/>
           <w:sz w:val="22"/>
         </w:rPr>
-        <w:t>(潮田が、静かに、読み始める。声は低く、言葉を一つずつ、置いていくように。)</w:t>
+        <w:t>(潮田が静かに読み始める。声は低く、言葉を一つずつ置いていくように。)</w:t>
       </w:r>
     </w:p>
     <w:p>
@@ -2887,7 +2887,7 @@
           <w:color w:val="555555"/>
           <w:sz w:val="22"/>
         </w:rPr>
-        <w:t>(間。窓のサッシが、風で小さく鳴る。)</w:t>
+        <w:t>(間。窓のサッシが風で小さく鳴る。)</w:t>
       </w:r>
     </w:p>
     <w:p>
@@ -2910,7 +2910,7 @@
           <w:i w:val="0"/>
           <w:sz w:val="22"/>
         </w:rPr>
-        <w:t>今日は、小雪ではなく、秋の雨ですが。……私の悲しみは、汚れているんです、真壁先生。同情されるような、きれいな悲しみじゃない。私は、数字を知っていた。上司に突き返されたとき、私は、「分かりました」と言って、引き下がった。三年後の三月十一日まで、私は、会社の中で、普通に、昇進していました。</w:t>
+        <w:t>今日は小雪ではなく秋の雨ですが。……私の悲しみは汚れているんです、真壁先生。同情されるような、きれいな悲しみじゃない。私は数字を知っていた。上司に突き返されたとき、私は「分かりました」と言って引き下がった。三年後の三月十一日まで、私は会社の中で普通に昇進していました。</w:t>
       </w:r>
     </w:p>
     <w:p>
@@ -2956,7 +2956,7 @@
           <w:i w:val="0"/>
           <w:sz w:val="22"/>
         </w:rPr>
-        <w:t>慰めは、要りません。ただ、聞いてほしかった。自分の口で、一度、声に出したかった。……真壁先生。私は、英雄に、なりたいわけじゃない。ただ、あの町の、墓の前で、「私は、知っていました」と、言える人間に、戻りたい。</w:t>
+        <w:t>慰めは要りません。ただ、聞いてほしかった。自分の口で一度、声に出したかった。……真壁先生。私は英雄になりたいわけじゃない。ただ、あの町の墓の前で「私は知っていました」と言える人間に戻りたい。</w:t>
       </w:r>
     </w:p>
     <w:p>
@@ -2980,7 +2980,7 @@
           <w:color w:val="555555"/>
           <w:sz w:val="22"/>
         </w:rPr>
-        <w:t>(しばらく、言葉を探す)</w:t>
+        <w:t>(しばらく言葉を探す)</w:t>
       </w:r>
       <w:r>
         <w:rPr>
@@ -2989,7 +2989,7 @@
           <w:i w:val="0"/>
           <w:sz w:val="22"/>
         </w:rPr>
-        <w:t>僕には、中也の詩は、よく分かりません。ただ、「汚れちまった」と、感じられる人は、汚れたままに、していない、人だと、思います。</w:t>
+        <w:t>僕には中也の詩はよく分かりません。ただ、「汚れちまった」と感じられる人は、汚れたままにしていない人だと思います。</w:t>
       </w:r>
     </w:p>
     <w:p>
@@ -3035,7 +3035,7 @@
           <w:i w:val="0"/>
           <w:sz w:val="22"/>
         </w:rPr>
-        <w:t>先生が……桐生先生が、言っていました。「正しい人間など、いない。順番を、守ろうとする人間が、いるだけだ」と。</w:t>
+        <w:t>先生が……桐生先生が言っていました。「正しい人間などいない。順番を守ろうとする人間がいるだけだ」と。</w:t>
       </w:r>
     </w:p>
     <w:p>
@@ -3081,7 +3081,7 @@
           <w:i w:val="0"/>
           <w:sz w:val="22"/>
         </w:rPr>
-        <w:t>最初に遅れたことを、最後に、取り戻そうとすること。それは、順番を、一つ戻す、ということです。</w:t>
+        <w:t>最初に遅れたことを最後に取り戻そうとすること。それは順番を一つ戻す、ということです。</w:t>
       </w:r>
     </w:p>
     <w:p>
@@ -3096,7 +3096,7 @@
           <w:color w:val="555555"/>
           <w:sz w:val="22"/>
         </w:rPr>
-        <w:t>(潮田が、文庫本を、閉じる。しばらくして、青いファイルの封を、切る。中に、三枚のコピーと、当時の手書きの計算ノート。)</w:t>
+        <w:t>(潮田が文庫本を閉じる。しばらくして青いファイルの封を切る。中に三枚のコピーと、当時の手書きの計算ノート。)</w:t>
       </w:r>
     </w:p>
     <w:p>
@@ -3119,7 +3119,7 @@
           <w:i w:val="0"/>
           <w:sz w:val="22"/>
         </w:rPr>
-        <w:t>これが、手元に残っている、全部です。原本のデータは、ありません。……ここで、読んでください。持ち帰りは、まだ。そして、お願いです。私が選ぶ前に、私の代わりに、決めないでください。</w:t>
+        <w:t>これが手元に残っている全部です。原本のデータはありません。……ここで読んでください。持ち帰りはまだ。そして、お願いです。私が選ぶ前に、私の代わりに決めないでください。</w:t>
       </w:r>
     </w:p>
     <w:p>
@@ -3172,7 +3172,7 @@
           <w:color w:val="555555"/>
           <w:sz w:val="22"/>
         </w:rPr>
-        <w:t>(10月20日(火)、午後5時50分。桐生法律事務所。茜は裁判所へ、三浦は買い出しに出ている。一人で、判例の整理をしていた遼が、階段の足音に、顔を上げる。ゆっくりした、等間隔の足音。)</w:t>
+        <w:t>(10月20日(火)、午後5時50分。桐生法律事務所。茜は裁判所へ、三浦は買い出しに出ている。一人で判例の整理をしていた遼が、階段の足音に顔を上げる。ゆっくりした等間隔の足音。)</w:t>
       </w:r>
     </w:p>
     <w:p>
@@ -3220,7 +3220,7 @@
           <w:color w:val="555555"/>
           <w:sz w:val="22"/>
         </w:rPr>
-        <w:t>(ドアが、静かにノックされる。黒いコートの男が、帽子を取って、立っている。)</w:t>
+        <w:t>(ドアが静かにノックされる。黒いコートの男が帽子を取って立っている。)</w:t>
       </w:r>
     </w:p>
     <w:p>
@@ -3243,7 +3243,7 @@
           <w:i w:val="0"/>
           <w:sz w:val="22"/>
         </w:rPr>
-        <w:t>ご無沙汰しております、真壁先生。お約束はありません。最後の方で、結構です。</w:t>
+        <w:t>ご無沙汰しております、真壁先生。お約束はありません。最後の方で結構です。</w:t>
       </w:r>
     </w:p>
     <w:p>
@@ -3266,7 +3266,7 @@
           <w:i w:val="0"/>
           <w:sz w:val="22"/>
         </w:rPr>
-        <w:t>今日は、他に、お客様は、おりません。どうぞ。</w:t>
+        <w:t>今日は他にお客様はおりません。どうぞ。</w:t>
       </w:r>
     </w:p>
     <w:p>
@@ -3289,7 +3289,7 @@
           <w:i w:val="0"/>
           <w:sz w:val="22"/>
         </w:rPr>
-        <w:t>それは、ありがたいことです。……最後に、なりました。</w:t>
+        <w:t>それはありがたいことです。……最後になりました。</w:t>
       </w:r>
     </w:p>
     <w:p>
@@ -3304,7 +3304,7 @@
           <w:color w:val="555555"/>
           <w:sz w:val="22"/>
         </w:rPr>
-        <w:t>(遼が、鉄瓶から、湯呑みに茶を注ぐ。神崎が、一口飲んで、湯呑みを、静かに置く。)</w:t>
+        <w:t>(遼が鉄瓶から湯呑みに茶を注ぐ。神崎が一口飲んで、湯呑みを静かに置く。)</w:t>
       </w:r>
     </w:p>
     <w:p>
@@ -3327,7 +3327,7 @@
           <w:i w:val="0"/>
           <w:sz w:val="22"/>
         </w:rPr>
-        <w:t>先生。先日、先生のお知り合いの、土木の技術者の方が、あまり、ご縁のない部署から、「ご心配ですね」と、声を掛けられたそうです。</w:t>
+        <w:t>先生。先日、先生のお知り合いの土木の技術者の方が、あまりご縁のない部署から「ご心配ですね」と声を掛けられたそうです。</w:t>
       </w:r>
     </w:p>
     <w:p>
@@ -3373,7 +3373,7 @@
           <w:i w:val="0"/>
           <w:sz w:val="22"/>
         </w:rPr>
-        <w:t>ええ、そうでしょう。私も、お聞きしたまでです。……ただ、私は、あるアパートの、近所で、不審車両に関する、一一〇番通報が、先週の末から、三件、あったという記録を、読みました。うち二件は、確認できました。我々の車でも、報道の車でも、ありません。(穏やかに)三件目は、まだ、分かっておりません。</w:t>
+        <w:t>ええ、そうでしょう。私もお聞きしたまでです。……ただ、私はあるアパートの近所で、不審車両に関する一一〇番通報が先週の末から三件あったという記録を読みました。うち二件は確認できました。我々の車でも報道の車でもありません。(穏やかに)三件目はまだ分かっておりません。</w:t>
       </w:r>
     </w:p>
     <w:p>
@@ -3396,7 +3396,7 @@
           <w:i w:val="0"/>
           <w:sz w:val="22"/>
         </w:rPr>
-        <w:t>神崎さん。何を、おっしゃりたいんですか。</w:t>
+        <w:t>神崎さん。何をおっしゃりたいんですか。</w:t>
       </w:r>
     </w:p>
     <w:p>
@@ -3419,7 +3419,7 @@
           <w:i w:val="0"/>
           <w:sz w:val="22"/>
         </w:rPr>
-        <w:t>私の部署ではないところで、また、人の動きがあります。電力の、OBの会の、幹事の方が、この一週間、複数の退職者の方の、ご自宅に、お電話をしているそうです。年金手続きの、確認、という名目で。</w:t>
+        <w:t>私の部署ではないところで、また人の動きがあります。電力のOBの会の幹事の方が、この一週間、複数の退職者の方のご自宅にお電話をしているそうです。年金手続きの確認、という名目で。</w:t>
       </w:r>
     </w:p>
     <w:p>
@@ -3443,7 +3443,7 @@
           <w:color w:val="555555"/>
           <w:sz w:val="22"/>
         </w:rPr>
-        <w:t>(指先が、湯呑みの縁で止まる)</w:t>
+        <w:t>(指先が湯呑みの縁で止まる)</w:t>
       </w:r>
       <w:r>
         <w:rPr>
@@ -3452,7 +3452,7 @@
           <w:i w:val="0"/>
           <w:sz w:val="22"/>
         </w:rPr>
-        <w:t>……あなたは、それを、止める立場ですか。</w:t>
+        <w:t>……あなたはそれを止める立場ですか。</w:t>
       </w:r>
     </w:p>
     <w:p>
@@ -3475,7 +3475,7 @@
           <w:i w:val="0"/>
           <w:sz w:val="22"/>
         </w:rPr>
-        <w:t>止められるのは、事件に、なってからです。先生。我々の仕事は、まだ、事件でないものを、見ているだけのことが、多い。</w:t>
+        <w:t>止められるのは事件になってからです。先生。我々の仕事は、まだ事件でないものを見ているだけのことが多い。</w:t>
       </w:r>
     </w:p>
     <w:p>
@@ -3498,7 +3498,7 @@
           <w:i w:val="0"/>
           <w:sz w:val="22"/>
         </w:rPr>
-        <w:t>……ご忠告、と、受け取っていいんでしょうか。</w:t>
+        <w:t>……ご忠告と受け取っていいんでしょうか。</w:t>
       </w:r>
     </w:p>
     <w:p>
@@ -3521,7 +3521,7 @@
           <w:i w:val="0"/>
           <w:sz w:val="22"/>
         </w:rPr>
-        <w:t>言葉どおりの、意味です。それ以上でも、それ以下でも、ありません。(立ち上がる)先生。一つだけ、よろしいですか。</w:t>
+        <w:t>言葉どおりの意味です。それ以上でもそれ以下でもありません。(立ち上がる)先生。一つだけよろしいですか。</w:t>
       </w:r>
     </w:p>
     <w:p>
@@ -3567,7 +3567,7 @@
           <w:i w:val="0"/>
           <w:sz w:val="22"/>
         </w:rPr>
-        <w:t>人は、守られているときより、守られていると、思い込んでいるときの方が、危ない。法律は、時に、その思い込みを、作ってしまう。……先生の、「守る」が、本物であることを、祈っております。</w:t>
+        <w:t>人は守られているときより、守られていると思い込んでいるときの方が危ない。法律は時に、その思い込みを作ってしまう。……先生の「守る」が本物であることを祈っております。</w:t>
       </w:r>
     </w:p>
     <w:p>
@@ -3582,7 +3582,7 @@
           <w:color w:val="555555"/>
           <w:sz w:val="22"/>
         </w:rPr>
-        <w:t>(神崎が、帽子を持って、戸口で、振り返る。)</w:t>
+        <w:t>(神崎が帽子を持って、戸口で振り返る。)</w:t>
       </w:r>
     </w:p>
     <w:p>
@@ -3605,7 +3605,7 @@
           <w:i w:val="0"/>
           <w:sz w:val="22"/>
         </w:rPr>
-        <w:t>お茶は、おいしかった。最後だと、湯呑みが、温かいまま、なんですね。</w:t>
+        <w:t>お茶はおいしかった。最後だと、湯呑みが温かいままなんですね。</w:t>
       </w:r>
     </w:p>
     <w:p>
@@ -3652,7 +3652,7 @@
           <w:color w:val="555555"/>
           <w:sz w:val="22"/>
         </w:rPr>
-        <w:t>(かすかに、笑う)</w:t>
+        <w:t>(かすかに笑う)</w:t>
       </w:r>
       <w:r>
         <w:rPr>
@@ -3661,7 +3661,7 @@
           <w:i w:val="0"/>
           <w:sz w:val="22"/>
         </w:rPr>
-        <w:t>先生は、私に、その言葉を、おっしゃる、おつもりですか。それは、おかしい。</w:t>
+        <w:t>先生は私に、その言葉をおっしゃるおつもりですか。それはおかしい。</w:t>
       </w:r>
     </w:p>
     <w:p>
@@ -3684,7 +3684,7 @@
           <w:i w:val="0"/>
           <w:sz w:val="22"/>
         </w:rPr>
-        <w:t>おかしくないです。あなたも、この町の、人です。</w:t>
+        <w:t>おかしくないです。あなたもこの町の人です。</w:t>
       </w:r>
     </w:p>
     <w:p>
@@ -3699,7 +3699,7 @@
           <w:color w:val="555555"/>
           <w:sz w:val="22"/>
         </w:rPr>
-        <w:t>(間。神崎が、帽子を、深く被り直す。そのまま、何も言わずに、階段を降りていく。遼は、残された湯呑みを、洗わずに、しばらく見つめている。)</w:t>
+        <w:t>(間。神崎が帽子を深く被り直す。そのまま何も言わずに階段を降りていく。遼は残された湯呑みを洗わずに、しばらく見つめている。)</w:t>
       </w:r>
     </w:p>
     <w:p>
@@ -3729,7 +3729,7 @@
           <w:color w:val="555555"/>
           <w:sz w:val="22"/>
         </w:rPr>
-        <w:t>(10月23日(金)、午後2時。奥浜市、裁判所に近い古い雑居ビルの三階。宇佐美法律事務所。缶コーヒーの空き缶が三つ並んだ窓辺。宇佐美と、潮田と、遼。遼は、壁際の椅子に、座っている。)</w:t>
+        <w:t>(10月23日(金)、午後2時。奥浜市、裁判所に近い古い雑居ビルの三階。宇佐美法律事務所。缶コーヒーの空き缶が三つ並んだ窓辺。宇佐美と潮田と遼。遼は壁際の椅子に座っている。)</w:t>
       </w:r>
     </w:p>
     <w:p>
@@ -3752,7 +3752,7 @@
           <w:i w:val="0"/>
           <w:sz w:val="22"/>
         </w:rPr>
-        <w:t>潮田さん。私は、真壁くんの、相手方ではありません。だが、あなたの味方でもない、と、最初に言っておく。私は、あなたの、代理人だ。それは、あなたの、一番の利益を、考える人間、という意味だ。真壁くんの、事務所の利益とは、違う場合が、ある。</w:t>
+        <w:t>潮田さん。私は真壁くんの相手方ではありません。だが、あなたの味方でもない、と最初に言っておく。私はあなたの代理人だ。それはあなたの一番の利益を考える人間、という意味だ。真壁くんの事務所の利益とは違う場合がある。</w:t>
       </w:r>
     </w:p>
     <w:p>
@@ -3775,7 +3775,7 @@
           <w:i w:val="0"/>
           <w:sz w:val="22"/>
         </w:rPr>
-        <w:t>はい。真壁先生にも、そう、言われました。</w:t>
+        <w:t>はい。真壁先生にもそう言われました。</w:t>
       </w:r>
     </w:p>
     <w:p>
@@ -3798,7 +3798,7 @@
           <w:i w:val="0"/>
           <w:sz w:val="22"/>
         </w:rPr>
-        <w:t>よし。(メモを広げる)では、順番に、言う。あなたが、会社に対して、負うかもしれない責任から。第一に、退職時の秘密保持の誓約書。契約違反を、会社が主張する可能性は、ある。ただ、その秘密が、「保護に値する秘密」か、公序良俗に反しないか、は、争える。津波の試算は、公共の安全に、かかわる事実だ。</w:t>
+        <w:t>よし。(メモを広げる)では、順番に言う。あなたが会社に対して負うかもしれない責任から。第一に、退職時の秘密保持の誓約書。契約違反を会社が主張する可能性はある。ただ、その秘密が「保護に値する秘密」か、公序良俗に反しないかは争える。津波の試算は公共の安全にかかわる事実だ。</w:t>
       </w:r>
     </w:p>
     <w:p>
@@ -3821,7 +3821,7 @@
           <w:i w:val="0"/>
           <w:sz w:val="22"/>
         </w:rPr>
-        <w:t>争える、というのは、勝てる、という意味では。</w:t>
+        <w:t>争える、というのは勝てる、という意味では。</w:t>
       </w:r>
     </w:p>
     <w:p>
@@ -3844,7 +3844,7 @@
           <w:i w:val="0"/>
           <w:sz w:val="22"/>
         </w:rPr>
-        <w:t>ない。(穏やかに)勝てるかもしれない、が、年金や慰労金を、止める手続きは、裁判より、ずっと早い。会社は、まず、そちらを、使うだろう。……仮に、後で、取り戻せても、あなたの暮らしは、その間、止まる。</w:t>
+        <w:t>ない。(穏やかに)勝てるかもしれないが、年金や慰労金を止める手続きは裁判よりずっと早い。会社はまずそちらを使うだろう。……仮に後で取り戻せても、あなたの暮らしはその間止まる。</w:t>
       </w:r>
     </w:p>
     <w:p>
@@ -3900,7 +3900,7 @@
           <w:i w:val="0"/>
           <w:sz w:val="22"/>
         </w:rPr>
-        <w:t>潮田さん。あなたの、選択肢は、三つある。一つ。何も、しない。誰にも、咎められない。二つ。文書の存在だけを、裁判所に、示す。名前は、できるだけ、出さない。ただし、会社は、あなたに、行き着く。三つ。証人として、法廷に立つ。会社は、確実に、あなたを、狙う。</w:t>
+        <w:t>潮田さん。あなたの選択肢は三つある。一つ。何もしない。誰にも咎められない。二つ。文書の存在だけを裁判所に示す。名前はできるだけ出さない。ただし、会社はあなたに行き着く。三つ。証人として法廷に立つ。会社は確実にあなたを狙う。</w:t>
       </w:r>
     </w:p>
     <w:p>
@@ -3946,7 +3946,7 @@
           <w:i w:val="0"/>
           <w:sz w:val="22"/>
         </w:rPr>
-        <w:t>どれを選んでも、「正しい」か「間違い」かは、私は言わない。ただ、どの道にも、代償がある。それを、全部、分かった上で、選びなさい。</w:t>
+        <w:t>どれを選んでも「正しい」か「間違い」かは私は言わない。ただ、どの道にも代償がある。それを全部分かった上で選びなさい。</w:t>
       </w:r>
     </w:p>
     <w:p>
@@ -3961,7 +3961,7 @@
           <w:color w:val="555555"/>
           <w:sz w:val="22"/>
         </w:rPr>
-        <w:t>(長い沈黙。窓の外で、トラックが通る。潮田が、ゆっくりと、背筋を伸ばす。)</w:t>
+        <w:t>(長い沈黙。窓の外でトラックが通る。潮田がゆっくりと背筋を伸ばす。)</w:t>
       </w:r>
     </w:p>
     <w:p>
@@ -3984,7 +3984,7 @@
           <w:i w:val="0"/>
           <w:sz w:val="22"/>
         </w:rPr>
-        <w:t>宇佐美先生。三つ目を、選ぶ。……と、言いたいところですが、今は、二つ目、までに、させてください。腹を、くくるのに、もう少し、かかります。ですが、必ず、決めます。</w:t>
+        <w:t>宇佐美先生。三つ目を選ぶ。……と言いたいところですが、今は二つ目までにさせてください。腹をくくるのにもう少しかかります。ですが、必ず決めます。</w:t>
       </w:r>
     </w:p>
     <w:p>
@@ -4007,7 +4007,7 @@
           <w:i w:val="0"/>
           <w:sz w:val="22"/>
         </w:rPr>
-        <w:t>それで、いい。(うなずく)二つ目、であれば、まず、こうだ。真壁くんが、この三枚と、ノートを、「預かる」。その代わり、預かった事実と、日付を、書面に残す。出処は、あなたが、同意するまで、誰にも、言わない。あなた自身も、人前で、この件を、一切、話さない。電話でも、居酒屋でも、墓の前でも。</w:t>
+        <w:t>それでいい。(うなずく)二つ目であれば、まずこうだ。真壁くんがこの三枚とノートを「預かる」。その代わり、預かった事実と日付を書面に残す。出処はあなたが同意するまで誰にも言わない。あなた自身も人前でこの件を一切話さない。電話でも居酒屋でも墓の前でも。</w:t>
       </w:r>
     </w:p>
     <w:p>
@@ -4045,7 +4045,7 @@
           <w:color w:val="555555"/>
           <w:sz w:val="22"/>
         </w:rPr>
-        <w:t>(潮田が、少し笑う。それから、遼を見る。)</w:t>
+        <w:t>(潮田が少し笑う。それから遼を見る。)</w:t>
       </w:r>
     </w:p>
     <w:p>
@@ -4068,7 +4068,7 @@
           <w:i w:val="0"/>
           <w:sz w:val="22"/>
         </w:rPr>
-        <w:t>真壁先生。預かって、いただけますか。</w:t>
+        <w:t>真壁先生。預かっていただけますか。</w:t>
       </w:r>
     </w:p>
     <w:p>
@@ -4091,7 +4091,7 @@
           <w:i w:val="0"/>
           <w:sz w:val="22"/>
         </w:rPr>
-        <w:t>お預かりします。耐火金庫に、入れます。鍵は、僕と、三浦の、二つだけです。</w:t>
+        <w:t>お預かりします。耐火金庫に入れます。鍵は僕と三浦の二つだけです。</w:t>
       </w:r>
     </w:p>
     <w:p>
@@ -4114,7 +4114,7 @@
           <w:i w:val="0"/>
           <w:sz w:val="22"/>
         </w:rPr>
-        <w:t>それと、一つ、お願いが。</w:t>
+        <w:t>それと、一つお願いが。</w:t>
       </w:r>
     </w:p>
     <w:p>
@@ -4160,7 +4160,7 @@
           <w:i w:val="0"/>
           <w:sz w:val="22"/>
         </w:rPr>
-        <w:t>遠藤さん、という漁師の方に、私が、ここにいることは、まだ、言わないでください。あの方の顔を、見て、私が、何も、言えなくなる気が、するんです。</w:t>
+        <w:t>遠藤さんという漁師の方に、私がここにいることはまだ言わないでください。あの方の顔を見て、私が何も言えなくなる気がするんです。</w:t>
       </w:r>
     </w:p>
     <w:p>
@@ -4213,7 +4213,7 @@
           <w:color w:val="555555"/>
           <w:sz w:val="22"/>
         </w:rPr>
-        <w:t>(10月30日(金)、午後4時。桐生法律事務所。月末の「お茶会」の日。応接室に、遠藤と、三浦と茜。机の真ん中に、アクリルの小さな衝立。鉄瓶から、湯気。遼が、入口で、一人、待っている。階段の足音。潮田が、グレーのコートで、立っている。)</w:t>
+        <w:t>(10月30日(金)、午後4時。桐生法律事務所。月末の「お茶会」の日。応接室に遠藤と三浦と茜。机の真ん中にアクリルの小さな衝立。鉄瓶から湯気。遼が入口で一人待っている。階段の足音。潮田がグレーのコートで立っている。)</w:t>
       </w:r>
     </w:p>
     <w:p>
@@ -4236,7 +4236,7 @@
           <w:i w:val="0"/>
           <w:sz w:val="22"/>
         </w:rPr>
-        <w:t>……約束の、時間より、少し、早く着きました。</w:t>
+        <w:t>……約束の時間より少し早く着きました。</w:t>
       </w:r>
     </w:p>
     <w:p>
@@ -4259,7 +4259,7 @@
           <w:i w:val="0"/>
           <w:sz w:val="22"/>
         </w:rPr>
-        <w:t>潮田さん。今日は、お茶会の日で、遠藤さんが、いらっしゃっています。奥の、小さい部屋を、使いますか。</w:t>
+        <w:t>潮田さん。今日はお茶会の日で、遠藤さんがいらっしゃっています。奥の小さい部屋を使いますか。</w:t>
       </w:r>
     </w:p>
     <w:p>
@@ -4282,7 +4282,7 @@
           <w:i w:val="0"/>
           <w:sz w:val="22"/>
         </w:rPr>
-        <w:t>いえ。(ためらい)……でも、ここで、遠藤さんの声が、聞こえる場所に、座らせてください。</w:t>
+        <w:t>いえ。(ためらい)……でも、ここで遠藤さんの声が聞こえる場所に座らせてください。</w:t>
       </w:r>
     </w:p>
     <w:p>
@@ -4297,7 +4297,7 @@
           <w:color w:val="555555"/>
           <w:sz w:val="22"/>
         </w:rPr>
-        <w:t>(応接室の奥。遠藤が、湯呑みを両手で包んで、窓の外の、街路樹を見ている。三浦が最初の湯呑みを、遠藤の前に置く。)</w:t>
+        <w:t>(応接室の奥。遠藤が湯呑みを両手で包んで、窓の外の街路樹を見ている。三浦が最初の湯呑みを遠藤の前に置く。)</w:t>
       </w:r>
     </w:p>
     <w:p>
@@ -4320,7 +4320,7 @@
           <w:i w:val="0"/>
           <w:sz w:val="22"/>
         </w:rPr>
-        <w:t>おお、ありがとな、奈緒ちゃん。あんべ、いいなあ。この茶は、おらの、うちの、井戸端の、においがすっぺ。</w:t>
+        <w:t>おお、ありがとな、奈緒ちゃん。あんべ、いいなあ。この茶は、おらのうちの井戸端のにおいがすっぺ。</w:t>
       </w:r>
     </w:p>
     <w:p>
@@ -4366,7 +4366,7 @@
           <w:i w:val="0"/>
           <w:sz w:val="22"/>
         </w:rPr>
-        <w:t>だいじだ。肺の、あれも、すっかり、いいんだ。先生、聞いたか。おら、判決まで、死ねねえべ。</w:t>
+        <w:t>だいじだ。肺のあれも、すっかりいいんだ。先生、聞いたか。おら、判決まで死ねねえべ。</w:t>
       </w:r>
     </w:p>
     <w:p>
@@ -4389,7 +4389,7 @@
           <w:i w:val="0"/>
           <w:sz w:val="22"/>
         </w:rPr>
-        <w:t>遠藤さん。……判決は、まだ先ですが、一つずつ、準備していきます。</w:t>
+        <w:t>遠藤さん。……判決はまだ先ですが、一つずつ準備していきます。</w:t>
       </w:r>
     </w:p>
     <w:p>
@@ -4412,7 +4412,7 @@
           <w:i w:val="0"/>
           <w:sz w:val="22"/>
         </w:rPr>
-        <w:t>んだ。おら、年寄りだから、順番、遅くたっていいんだ。それより、一個だけ、先生さ、頼みたいことがあんだ。(声を低くする)あの国と、電力の人らが、「知らなかった」って、言うべ。知らなかった、はずがねえ、って、おら、思ってんだ。浜の、年寄りは、みんな、そう言ってた。津波は、来る、って。……でも、紙が、ねえ。</w:t>
+        <w:t>んだ。おら年寄りだから、順番遅くたっていいんだ。それより一個だけ、先生さ頼みたいことがあんだ。(声を低くする)あの国と電力の人らが「知らなかった」って言うべ。知らなかったはずがねえ、っておら思ってんだ。浜の年寄りはみんなそう言ってた。津波は来る、って。……でも、紙がねえ。</w:t>
       </w:r>
     </w:p>
     <w:p>
@@ -4436,7 +4436,7 @@
           <w:color w:val="555555"/>
           <w:sz w:val="22"/>
         </w:rPr>
-        <w:t>(一瞬、息を止める)</w:t>
+        <w:t>(一瞬息を止める)</w:t>
       </w:r>
       <w:r>
         <w:rPr>
@@ -4468,7 +4468,7 @@
           <w:i w:val="0"/>
           <w:sz w:val="22"/>
         </w:rPr>
-        <w:t>先生に、無理を、言ってんじゃねえ。ただ、おら、紙を、見たいんだ。死ぬ前に。</w:t>
+        <w:t>先生に無理を言ってんじゃねえ。ただ、おら紙を見たいんだ。死ぬ前に。</w:t>
       </w:r>
     </w:p>
     <w:p>
@@ -4483,7 +4483,7 @@
           <w:color w:val="555555"/>
           <w:sz w:val="22"/>
         </w:rPr>
-        <w:t>(応接室の入口。潮田が、廊下の壁に、背をもたせて、立っている。遠藤の声が、聞こえている。茜が、気づいて、無言で、小さな丸椅子を、持ってくる。潮田は、座らない。)</w:t>
+        <w:t>(応接室の入口。潮田が廊下の壁に背をもたせて立っている。遠藤の声が聞こえている。茜が気づいて、無言で小さな丸椅子を持ってくる。潮田は座らない。)</w:t>
       </w:r>
     </w:p>
     <w:p>
@@ -4507,7 +4507,7 @@
           <w:color w:val="555555"/>
           <w:sz w:val="22"/>
         </w:rPr>
-        <w:t>(小声で、遼に)</w:t>
+        <w:t>(小声で遼に)</w:t>
       </w:r>
       <w:r>
         <w:rPr>
@@ -4516,7 +4516,7 @@
           <w:i w:val="0"/>
           <w:sz w:val="22"/>
         </w:rPr>
-        <w:t>真壁さん、あの方の、湯呑みは。</w:t>
+        <w:t>真壁さん、あの方の湯呑みは。</w:t>
       </w:r>
     </w:p>
     <w:p>
@@ -4539,7 +4539,7 @@
           <w:i w:val="0"/>
           <w:sz w:val="22"/>
         </w:rPr>
-        <w:t>二番目で。いえ、……最後で、結構、と。</w:t>
+        <w:t>二番目で。いえ、……最後で結構、と。</w:t>
       </w:r>
     </w:p>
     <w:p>
@@ -4554,7 +4554,7 @@
           <w:color w:val="555555"/>
           <w:sz w:val="22"/>
         </w:rPr>
-        <w:t>(三浦が、うなずく。残っていた、湯呑みを、盆に載せて、廊下の、潮田の前に、運ぶ。)</w:t>
+        <w:t>(三浦がうなずく。残っていた湯呑みを盆に載せて、廊下の潮田の前に運ぶ。)</w:t>
       </w:r>
     </w:p>
     <w:p>
@@ -4577,7 +4577,7 @@
           <w:i w:val="0"/>
           <w:sz w:val="22"/>
         </w:rPr>
-        <w:t>最後の、一杯です。熱い、ですから。</w:t>
+        <w:t>最後の一杯です。熱いですから。</w:t>
       </w:r>
     </w:p>
     <w:p>
@@ -4601,7 +4601,7 @@
           <w:color w:val="555555"/>
           <w:sz w:val="22"/>
         </w:rPr>
-        <w:t>(湯呑みを、受け取る。しばらく、手の中で、温める)</w:t>
+        <w:t>(湯呑みを受け取る。しばらく手の中で温める)</w:t>
       </w:r>
       <w:r>
         <w:rPr>
@@ -4610,7 +4610,7 @@
           <w:i w:val="0"/>
           <w:sz w:val="22"/>
         </w:rPr>
-        <w:t>……ありがとう。(遠藤の声のする方へ、ほんの少し、顔を向け)私は、あの方を、十二年、待たせた側です。この湯呑みは、順番として、一番最後に、いただきます。</w:t>
+        <w:t>……ありがとう。(遠藤の声のする方へほんの少し顔を向け)私はあの方を十二年待たせた側です。この湯呑みは、順番として一番最後にいただきます。</w:t>
       </w:r>
     </w:p>
     <w:p>
@@ -4633,7 +4633,7 @@
           <w:i w:val="0"/>
           <w:sz w:val="22"/>
         </w:rPr>
-        <w:t>順番の、最後は、「一番、長く、待たせた人」が、いただく。それで、いいと、思います。</w:t>
+        <w:t>順番の最後は「一番長く待たせた人」がいただく。それでいいと思います。</w:t>
       </w:r>
     </w:p>
     <w:p>
@@ -4666,7 +4666,7 @@
           <w:i w:val="0"/>
           <w:sz w:val="22"/>
         </w:rPr>
-        <w:t>それは、うちの会社の、決裁の順番より、よほど、まともな、順番ですね。</w:t>
+        <w:t>それはうちの会社の決裁の順番より、よほどまともな順番ですね。</w:t>
       </w:r>
     </w:p>
     <w:p>
@@ -4681,7 +4681,7 @@
           <w:color w:val="555555"/>
           <w:sz w:val="22"/>
         </w:rPr>
-        <w:t>(窓の外に、夕方の、細い雲が、一筋。遼は、茜と、目を合わせる。茜は、何も言わずに、ノートの、一ページに「潮田氏の件、メモ・パソコンには入れない」と、書き足す。)</w:t>
+        <w:t>(窓の外に夕方の細い雲が一筋。遼は茜と目を合わせる。茜は何も言わずにノートの一ページに「潮田氏の件、メモ・パソコンには入れない」と書き足す。)</w:t>
       </w:r>
     </w:p>
     <w:p>
@@ -4696,7 +4696,7 @@
           <w:color w:val="555555"/>
           <w:sz w:val="22"/>
         </w:rPr>
-        <w:t>(同じ夜、午後10時。誰もいない事務所。遼が、小さな焙烙で、ほうじ茶を炒っている。一本、細い煙が、まっすぐ上がる。火を止める。机の上の電話が鳴る。表示は「潮田章」。)</w:t>
+        <w:t>(同じ夜、午後10時。誰もいない事務所。遼が小さな焙烙でほうじ茶を炒っている。一本、細い煙がまっすぐ上がる。火を止める。机の上の電話が鳴る。表示は「潮田章」。)</w:t>
       </w:r>
     </w:p>
     <w:p>
@@ -4752,7 +4752,7 @@
           <w:i w:val="0"/>
           <w:sz w:val="22"/>
         </w:rPr>
-        <w:t>夜分に、すみません。帰り道は、何も、なかったんです。ただ、家の前に、見たことのない、白い車が一台、エンジンをかけたまま、止まっていて。……私が部屋に入ったら、二分ほどで、走り去りました。</w:t>
+        <w:t>夜分にすみません。帰り道は何もなかったんです。ただ、家の前に見たことのない白い車が一台、エンジンをかけたまま止まっていて。……私が部屋に入ったら、二分ほどで走り去りました。</w:t>
       </w:r>
     </w:p>
     <w:p>
@@ -4798,7 +4798,7 @@
           <w:i w:val="0"/>
           <w:sz w:val="22"/>
         </w:rPr>
-        <w:t>覚えています。メモしました。……先生。怖い、というより、「ああ、来た」と、思いました。十二年、来なかったものが。</w:t>
+        <w:t>覚えています。メモしました。……先生。怖いというより「ああ、来た」と思いました。十二年、来なかったものが。</w:t>
       </w:r>
     </w:p>
     <w:p>
@@ -4822,7 +4822,7 @@
           <w:color w:val="555555"/>
           <w:sz w:val="22"/>
         </w:rPr>
-        <w:t>(焙烙の、最後の煙を見る)</w:t>
+        <w:t>(焙烙の最後の煙を見る)</w:t>
       </w:r>
       <w:r>
         <w:rPr>
@@ -4831,7 +4831,7 @@
           <w:i w:val="0"/>
           <w:sz w:val="22"/>
         </w:rPr>
-        <w:t>明日の朝、一番に、宇佐美先生に、電話します。それと、潮田さん。今夜は、鍵を、二つ、かけて、ください。</w:t>
+        <w:t>明日の朝一番に、宇佐美先生に電話します。それと、潮田さん。今夜は鍵を二つかけてください。</w:t>
       </w:r>
     </w:p>
     <w:p>
@@ -4854,7 +4854,7 @@
           <w:i w:val="0"/>
           <w:sz w:val="22"/>
         </w:rPr>
-        <w:t>はい。……先生。今日の、お茶は、おいしかった。最後で、よかった。</w:t>
+        <w:t>はい。……先生。今日のお茶はおいしかった。最後でよかった。</w:t>
       </w:r>
     </w:p>
     <w:p>
@@ -4869,7 +4869,7 @@
           <w:color w:val="555555"/>
           <w:sz w:val="22"/>
         </w:rPr>
-        <w:t>(電話が切れる。窓の外に、一台の車のヘッドライトが、通り過ぎる。遼は、冷めた茶を、一人分、湯呑みに注ぎ、誰も座らない、桐生の椅子の前に、置く。)</w:t>
+        <w:t>(電話が切れる。窓の外に一台の車のヘッドライトが通り過ぎる。遼は冷めた茶を一人分湯呑みに注ぎ、誰も座らない桐生の椅子の前に置く。)</w:t>
       </w:r>
     </w:p>
     <w:p>
